--- a/assets/Manuscripts/E9814_Sim25 Foot Pain Telehealth.docx
+++ b/assets/Manuscripts/E9814_Sim25 Foot Pain Telehealth.docx
@@ -99,27 +99,7 @@
           <w:sz w:val="24"/>
           <w:szCs w:val="24"/>
         </w:rPr>
-        <w:t>&lt;</w:t>
-      </w:r>
-      <w:proofErr w:type="spellStart"/>
-      <w:r>
-        <w:rPr>
-          <w:rFonts w:ascii="Times New Roman" w:eastAsiaTheme="majorEastAsia" w:hAnsi="Times New Roman"/>
-          <w:color w:val="000000"/>
-          <w:sz w:val="24"/>
-          <w:szCs w:val="24"/>
-        </w:rPr>
-        <w:t>cn</w:t>
-      </w:r>
-      <w:proofErr w:type="spellEnd"/>
-      <w:r>
-        <w:rPr>
-          <w:rFonts w:ascii="Times New Roman" w:eastAsiaTheme="majorEastAsia" w:hAnsi="Times New Roman"/>
-          <w:color w:val="000000"/>
-          <w:sz w:val="24"/>
-          <w:szCs w:val="24"/>
-        </w:rPr>
-        <w:t>&gt;Simulation 25</w:t>
+        <w:t>&lt;cn&gt;Simulation 25</w:t>
       </w:r>
     </w:p>
     <w:p>
@@ -139,27 +119,7 @@
           <w:sz w:val="24"/>
           <w:szCs w:val="24"/>
         </w:rPr>
-        <w:t>&lt;</w:t>
-      </w:r>
-      <w:proofErr w:type="spellStart"/>
-      <w:r>
-        <w:rPr>
-          <w:rFonts w:ascii="Times New Roman" w:eastAsiaTheme="majorEastAsia" w:hAnsi="Times New Roman"/>
-          <w:color w:val="000000"/>
-          <w:sz w:val="24"/>
-          <w:szCs w:val="24"/>
-        </w:rPr>
-        <w:t>ct</w:t>
-      </w:r>
-      <w:proofErr w:type="spellEnd"/>
-      <w:r>
-        <w:rPr>
-          <w:rFonts w:ascii="Times New Roman" w:eastAsiaTheme="majorEastAsia" w:hAnsi="Times New Roman"/>
-          <w:color w:val="000000"/>
-          <w:sz w:val="24"/>
-          <w:szCs w:val="24"/>
-        </w:rPr>
-        <w:t>&gt;</w:t>
+        <w:t>&lt;ct&gt;</w:t>
       </w:r>
       <w:bookmarkStart w:id="2" w:name="_Hlk221009806"/>
       <w:r>
@@ -542,27 +502,7 @@
           <w:sz w:val="24"/>
           <w:szCs w:val="24"/>
         </w:rPr>
-        <w:t>&lt;a&gt;</w:t>
-      </w:r>
-      <w:proofErr w:type="spellStart"/>
-      <w:r>
-        <w:rPr>
-          <w:rFonts w:ascii="Times New Roman" w:hAnsi="Times New Roman"/>
-          <w:color w:val="000000"/>
-          <w:sz w:val="24"/>
-          <w:szCs w:val="24"/>
-        </w:rPr>
-        <w:t>Presimulation</w:t>
-      </w:r>
-      <w:proofErr w:type="spellEnd"/>
-      <w:r>
-        <w:rPr>
-          <w:rFonts w:ascii="Times New Roman" w:hAnsi="Times New Roman"/>
-          <w:color w:val="000000"/>
-          <w:sz w:val="24"/>
-          <w:szCs w:val="24"/>
-        </w:rPr>
-        <w:t xml:space="preserve"> Activities</w:t>
+        <w:t>&lt;a&gt;Presimulation Activities</w:t>
       </w:r>
     </w:p>
     <w:p>
@@ -584,7 +524,6 @@
         </w:rPr>
         <w:t xml:space="preserve">These activities are designed to enhance your learning experience and help you succeed during the simulation. Your instructor may assign specific or all activities. Please speak to your instructor with any questions. </w:t>
       </w:r>
-      <w:proofErr w:type="spellStart"/>
       <w:r>
         <w:rPr>
           <w:rFonts w:ascii="Times New Roman" w:eastAsia="Times New Roman" w:hAnsi="Times New Roman"/>
@@ -594,7 +533,6 @@
         </w:rPr>
         <w:t>Presimulation</w:t>
       </w:r>
-      <w:proofErr w:type="spellEnd"/>
       <w:r>
         <w:rPr>
           <w:rFonts w:ascii="Times New Roman" w:eastAsia="Times New Roman" w:hAnsi="Times New Roman"/>
@@ -611,27 +549,7 @@
           <w:sz w:val="24"/>
           <w:szCs w:val="24"/>
         </w:rPr>
-        <w:t xml:space="preserve">Activity 1: Supplemental Readings is in the </w:t>
-      </w:r>
-      <w:proofErr w:type="spellStart"/>
-      <w:r>
-        <w:rPr>
-          <w:rFonts w:ascii="Times New Roman" w:eastAsia="Times New Roman" w:hAnsi="Times New Roman"/>
-          <w:color w:val="000000" w:themeColor="text1"/>
-          <w:sz w:val="24"/>
-          <w:szCs w:val="24"/>
-        </w:rPr>
-        <w:t>ebook</w:t>
-      </w:r>
-      <w:proofErr w:type="spellEnd"/>
-      <w:r>
-        <w:rPr>
-          <w:rFonts w:ascii="Times New Roman" w:eastAsia="Times New Roman" w:hAnsi="Times New Roman"/>
-          <w:color w:val="000000" w:themeColor="text1"/>
-          <w:sz w:val="24"/>
-          <w:szCs w:val="24"/>
-        </w:rPr>
-        <w:t>. We encourage you to read each of the supplemental readings and be prepared to be tested on them.</w:t>
+        <w:t>Activity 1: Supplemental Readings is in the ebook. We encourage you to read each of the supplemental readings and be prepared to be tested on them.</w:t>
       </w:r>
     </w:p>
     <w:p>
@@ -687,9 +605,9 @@
           <w:szCs w:val="20"/>
         </w:rPr>
       </w:pPr>
-      <w:bookmarkStart w:id="5" w:name="_Toc126327721"/>
-      <w:bookmarkStart w:id="6" w:name="_HCP_Preparation_Activity"/>
-      <w:bookmarkEnd w:id="6"/>
+      <w:bookmarkStart w:id="5" w:name="_HCP_Preparation_Activity"/>
+      <w:bookmarkStart w:id="6" w:name="_Toc126327721"/>
+      <w:bookmarkEnd w:id="5"/>
     </w:p>
     <w:p>
       <w:pPr>
@@ -712,9 +630,8 @@
           <w:sz w:val="24"/>
           <w:szCs w:val="24"/>
         </w:rPr>
-        <w:t>\</w:t>
-      </w:r>
-      <w:proofErr w:type="spellStart"/>
+        <w:t>\qq</w:t>
+      </w:r>
       <w:r>
         <w:rPr>
           <w:rFonts w:ascii="Times New Roman" w:hAnsi="Times New Roman"/>
@@ -724,7 +641,7 @@
           <w:sz w:val="24"/>
           <w:szCs w:val="24"/>
         </w:rPr>
-        <w:t>qq</w:t>
+        <w:t xml:space="preserve">BEGIN downloadable content. Button name: </w:t>
       </w:r>
       <w:r>
         <w:rPr>
@@ -735,43 +652,7 @@
           <w:sz w:val="24"/>
           <w:szCs w:val="24"/>
         </w:rPr>
-        <w:t>BEGIN</w:t>
-      </w:r>
-      <w:proofErr w:type="spellEnd"/>
-      <w:r>
-        <w:rPr>
-          <w:rFonts w:ascii="Times New Roman" w:hAnsi="Times New Roman"/>
-          <w:b/>
-          <w:bCs/>
-          <w:color w:val="000000"/>
-          <w:sz w:val="24"/>
-          <w:szCs w:val="24"/>
-        </w:rPr>
-        <w:t xml:space="preserve"> downloadable content. Button name: </w:t>
-      </w:r>
-      <w:proofErr w:type="spellStart"/>
-      <w:r>
-        <w:rPr>
-          <w:rFonts w:ascii="Times New Roman" w:hAnsi="Times New Roman"/>
-          <w:b/>
-          <w:bCs/>
-          <w:color w:val="000000"/>
-          <w:sz w:val="24"/>
-          <w:szCs w:val="24"/>
-        </w:rPr>
-        <w:t>Presimulation</w:t>
-      </w:r>
-      <w:proofErr w:type="spellEnd"/>
-      <w:r>
-        <w:rPr>
-          <w:rFonts w:ascii="Times New Roman" w:hAnsi="Times New Roman"/>
-          <w:b/>
-          <w:bCs/>
-          <w:color w:val="000000"/>
-          <w:sz w:val="24"/>
-          <w:szCs w:val="24"/>
-        </w:rPr>
-        <w:t xml:space="preserve"> Activity 2: Understanding Foot Injuries</w:t>
+        <w:t>Presimulation Activity 2: Understanding Foot Injuries</w:t>
       </w:r>
     </w:p>
     <w:p>
@@ -811,7 +692,6 @@
         </w:rPr>
         <w:t>&gt;</w:t>
       </w:r>
-      <w:proofErr w:type="spellStart"/>
       <w:r>
         <w:rPr>
           <w:rFonts w:ascii="Times New Roman" w:hAnsi="Times New Roman"/>
@@ -819,17 +699,7 @@
           <w:sz w:val="24"/>
           <w:szCs w:val="20"/>
         </w:rPr>
-        <w:t>Presimulation</w:t>
-      </w:r>
-      <w:proofErr w:type="spellEnd"/>
-      <w:r>
-        <w:rPr>
-          <w:rFonts w:ascii="Times New Roman" w:hAnsi="Times New Roman"/>
-          <w:color w:val="000000"/>
-          <w:sz w:val="24"/>
-          <w:szCs w:val="20"/>
-        </w:rPr>
-        <w:t xml:space="preserve"> </w:t>
+        <w:t xml:space="preserve">Presimulation </w:t>
       </w:r>
       <w:r>
         <w:rPr>
@@ -894,19 +764,11 @@
         <w:lastRenderedPageBreak/>
         <w:t xml:space="preserve">Answer the following questions using any of the resources listed in </w:t>
       </w:r>
-      <w:proofErr w:type="spellStart"/>
-      <w:r>
-        <w:rPr>
-          <w:color w:val="000000"/>
-        </w:rPr>
-        <w:t>Presimulation</w:t>
-      </w:r>
-      <w:proofErr w:type="spellEnd"/>
-      <w:r>
-        <w:rPr>
-          <w:color w:val="000000"/>
-        </w:rPr>
-        <w:t xml:space="preserve"> </w:t>
+      <w:r>
+        <w:rPr>
+          <w:color w:val="000000"/>
+        </w:rPr>
+        <w:t xml:space="preserve">Presimulation </w:t>
       </w:r>
       <w:r>
         <w:rPr>
@@ -1096,21 +958,7 @@
         <w:rPr>
           <w:color w:val="000000"/>
         </w:rPr>
-        <w:t xml:space="preserve">Referral recommendation: Does the patient need to be referred? Is this an </w:t>
-      </w:r>
-      <w:proofErr w:type="gramStart"/>
-      <w:r>
-        <w:rPr>
-          <w:color w:val="000000"/>
-        </w:rPr>
-        <w:t>emergent</w:t>
-      </w:r>
-      <w:proofErr w:type="gramEnd"/>
-      <w:r>
-        <w:rPr>
-          <w:color w:val="000000"/>
-        </w:rPr>
-        <w:t xml:space="preserve"> referral or when is a referral recommended and for what reason?</w:t>
+        <w:t>Referral recommendation: Does the patient need to be referred? Is this an emergent referral or when is a referral recommended and for what reason?</w:t>
       </w:r>
     </w:p>
     <w:p>
@@ -3359,10 +3207,23 @@
           <w:sz w:val="24"/>
           <w:szCs w:val="24"/>
         </w:rPr>
-        <w:t>\</w:t>
-      </w:r>
-      <w:proofErr w:type="spellStart"/>
-      <w:r>
+        <w:t>\qqEND downloadable content\</w:t>
+      </w:r>
+    </w:p>
+    <w:p>
+      <w:pPr>
+        <w:spacing w:line="480" w:lineRule="auto"/>
+        <w:rPr>
+          <w:rFonts w:ascii="Times New Roman" w:hAnsi="Times New Roman"/>
+          <w:color w:val="000000"/>
+          <w:sz w:val="24"/>
+          <w:szCs w:val="24"/>
+        </w:rPr>
+      </w:pPr>
+    </w:p>
+    <w:p>
+      <w:pPr>
+        <w:spacing w:line="480" w:lineRule="auto"/>
         <w:rPr>
           <w:rFonts w:ascii="Times New Roman" w:hAnsi="Times New Roman"/>
           <w:b/>
@@ -3371,9 +3232,7 @@
           <w:sz w:val="24"/>
           <w:szCs w:val="24"/>
         </w:rPr>
-        <w:t>qqEND</w:t>
-      </w:r>
-      <w:proofErr w:type="spellEnd"/>
+      </w:pPr>
       <w:r>
         <w:rPr>
           <w:rFonts w:ascii="Times New Roman" w:hAnsi="Times New Roman"/>
@@ -3383,7 +3242,29 @@
           <w:sz w:val="24"/>
           <w:szCs w:val="24"/>
         </w:rPr>
-        <w:t xml:space="preserve"> downloadable content\</w:t>
+        <w:t>\qq</w:t>
+      </w:r>
+      <w:r>
+        <w:rPr>
+          <w:rFonts w:ascii="Times New Roman" w:hAnsi="Times New Roman"/>
+          <w:b/>
+          <w:bCs/>
+          <w:color w:val="000000"/>
+          <w:sz w:val="24"/>
+          <w:szCs w:val="24"/>
+        </w:rPr>
+        <w:t xml:space="preserve">BEGIN downloadable content. Button name: </w:t>
+      </w:r>
+      <w:r>
+        <w:rPr>
+          <w:rFonts w:ascii="Times New Roman" w:hAnsi="Times New Roman"/>
+          <w:b/>
+          <w:bCs/>
+          <w:color w:val="000000"/>
+          <w:sz w:val="24"/>
+          <w:szCs w:val="24"/>
+        </w:rPr>
+        <w:t>Presimulation Activity 3: Cardiopulmonary Resuscitation (CPR)</w:t>
       </w:r>
     </w:p>
     <w:p>
@@ -3396,128 +3277,14 @@
           <w:szCs w:val="24"/>
         </w:rPr>
       </w:pPr>
-    </w:p>
-    <w:p>
-      <w:pPr>
-        <w:spacing w:line="480" w:lineRule="auto"/>
-        <w:rPr>
-          <w:rFonts w:ascii="Times New Roman" w:hAnsi="Times New Roman"/>
-          <w:b/>
-          <w:bCs/>
-          <w:color w:val="000000"/>
-          <w:sz w:val="24"/>
-          <w:szCs w:val="24"/>
-        </w:rPr>
-      </w:pPr>
-      <w:r>
-        <w:rPr>
-          <w:rFonts w:ascii="Times New Roman" w:hAnsi="Times New Roman"/>
-          <w:b/>
-          <w:bCs/>
-          <w:color w:val="000000"/>
-          <w:sz w:val="24"/>
-          <w:szCs w:val="24"/>
-        </w:rPr>
-        <w:t>\</w:t>
-      </w:r>
-      <w:proofErr w:type="spellStart"/>
-      <w:r>
-        <w:rPr>
-          <w:rFonts w:ascii="Times New Roman" w:hAnsi="Times New Roman"/>
-          <w:b/>
-          <w:bCs/>
-          <w:color w:val="000000"/>
-          <w:sz w:val="24"/>
-          <w:szCs w:val="24"/>
-        </w:rPr>
-        <w:t>qq</w:t>
-      </w:r>
-      <w:r>
-        <w:rPr>
-          <w:rFonts w:ascii="Times New Roman" w:hAnsi="Times New Roman"/>
-          <w:b/>
-          <w:bCs/>
-          <w:color w:val="000000"/>
-          <w:sz w:val="24"/>
-          <w:szCs w:val="24"/>
-        </w:rPr>
-        <w:t>BEGIN</w:t>
-      </w:r>
-      <w:proofErr w:type="spellEnd"/>
-      <w:r>
-        <w:rPr>
-          <w:rFonts w:ascii="Times New Roman" w:hAnsi="Times New Roman"/>
-          <w:b/>
-          <w:bCs/>
-          <w:color w:val="000000"/>
-          <w:sz w:val="24"/>
-          <w:szCs w:val="24"/>
-        </w:rPr>
-        <w:t xml:space="preserve"> downloadable content. Button name: </w:t>
-      </w:r>
-      <w:proofErr w:type="spellStart"/>
-      <w:r>
-        <w:rPr>
-          <w:rFonts w:ascii="Times New Roman" w:hAnsi="Times New Roman"/>
-          <w:b/>
-          <w:bCs/>
-          <w:color w:val="000000"/>
-          <w:sz w:val="24"/>
-          <w:szCs w:val="24"/>
-        </w:rPr>
-        <w:t>Presimulation</w:t>
-      </w:r>
-      <w:proofErr w:type="spellEnd"/>
-      <w:r>
-        <w:rPr>
-          <w:rFonts w:ascii="Times New Roman" w:hAnsi="Times New Roman"/>
-          <w:b/>
-          <w:bCs/>
-          <w:color w:val="000000"/>
-          <w:sz w:val="24"/>
-          <w:szCs w:val="24"/>
-        </w:rPr>
-        <w:t xml:space="preserve"> Activity 3: Cardiopulmonary Resuscitation (CPR)</w:t>
-      </w:r>
-    </w:p>
-    <w:p>
-      <w:pPr>
-        <w:spacing w:line="480" w:lineRule="auto"/>
-        <w:rPr>
-          <w:rFonts w:ascii="Times New Roman" w:hAnsi="Times New Roman"/>
-          <w:color w:val="000000"/>
-          <w:sz w:val="24"/>
-          <w:szCs w:val="24"/>
-        </w:rPr>
-      </w:pPr>
-      <w:r>
-        <w:rPr>
-          <w:rFonts w:ascii="Times New Roman" w:hAnsi="Times New Roman"/>
-          <w:color w:val="000000"/>
-          <w:sz w:val="24"/>
-          <w:szCs w:val="24"/>
-        </w:rPr>
-        <w:t>&lt;title&gt;</w:t>
-      </w:r>
-      <w:proofErr w:type="spellStart"/>
-      <w:r>
-        <w:rPr>
-          <w:rFonts w:ascii="Times New Roman" w:hAnsi="Times New Roman"/>
-          <w:color w:val="000000"/>
-          <w:sz w:val="24"/>
-          <w:szCs w:val="24"/>
-        </w:rPr>
-        <w:t>Presimulation</w:t>
-      </w:r>
-      <w:proofErr w:type="spellEnd"/>
-      <w:r>
-        <w:rPr>
-          <w:rFonts w:ascii="Times New Roman" w:hAnsi="Times New Roman"/>
-          <w:color w:val="000000"/>
-          <w:sz w:val="24"/>
-          <w:szCs w:val="24"/>
-        </w:rPr>
-        <w:t xml:space="preserve"> Activity</w:t>
+      <w:r>
+        <w:rPr>
+          <w:rFonts w:ascii="Times New Roman" w:hAnsi="Times New Roman"/>
+          <w:color w:val="000000"/>
+          <w:sz w:val="24"/>
+          <w:szCs w:val="24"/>
+        </w:rPr>
+        <w:t>&lt;title&gt;Presimulation Activity</w:t>
       </w:r>
       <w:r>
         <w:rPr>
@@ -3753,10 +3520,23 @@
           <w:sz w:val="24"/>
           <w:szCs w:val="24"/>
         </w:rPr>
-        <w:t>\</w:t>
-      </w:r>
-      <w:proofErr w:type="spellStart"/>
-      <w:r>
+        <w:t>\qqEND downloadable content\</w:t>
+      </w:r>
+    </w:p>
+    <w:p>
+      <w:pPr>
+        <w:spacing w:line="480" w:lineRule="auto"/>
+        <w:rPr>
+          <w:rFonts w:ascii="Times New Roman" w:hAnsi="Times New Roman"/>
+          <w:color w:val="000000"/>
+          <w:sz w:val="24"/>
+          <w:szCs w:val="24"/>
+        </w:rPr>
+      </w:pPr>
+    </w:p>
+    <w:p>
+      <w:pPr>
+        <w:spacing w:line="480" w:lineRule="auto"/>
         <w:rPr>
           <w:rFonts w:ascii="Times New Roman" w:hAnsi="Times New Roman"/>
           <w:b/>
@@ -3765,9 +3545,7 @@
           <w:sz w:val="24"/>
           <w:szCs w:val="24"/>
         </w:rPr>
-        <w:t>qqEND</w:t>
-      </w:r>
-      <w:proofErr w:type="spellEnd"/>
+      </w:pPr>
       <w:r>
         <w:rPr>
           <w:rFonts w:ascii="Times New Roman" w:hAnsi="Times New Roman"/>
@@ -3777,24 +3555,118 @@
           <w:sz w:val="24"/>
           <w:szCs w:val="24"/>
         </w:rPr>
-        <w:t xml:space="preserve"> downloadable content\</w:t>
+        <w:t>\qq</w:t>
+      </w:r>
+      <w:r>
+        <w:rPr>
+          <w:rFonts w:ascii="Times New Roman" w:hAnsi="Times New Roman"/>
+          <w:b/>
+          <w:bCs/>
+          <w:color w:val="000000"/>
+          <w:sz w:val="24"/>
+          <w:szCs w:val="24"/>
+        </w:rPr>
+        <w:t>BEGIN downloadable content. Button name:</w:t>
       </w:r>
     </w:p>
     <w:p>
       <w:pPr>
         <w:spacing w:line="480" w:lineRule="auto"/>
         <w:rPr>
-          <w:rFonts w:ascii="Times New Roman" w:hAnsi="Times New Roman"/>
-          <w:color w:val="000000"/>
-          <w:sz w:val="24"/>
-          <w:szCs w:val="24"/>
-        </w:rPr>
-      </w:pPr>
+          <w:rFonts w:ascii="Times New Roman" w:eastAsiaTheme="minorHAnsi" w:hAnsi="Times New Roman"/>
+          <w:bCs/>
+          <w:color w:val="000000"/>
+          <w:sz w:val="24"/>
+          <w:szCs w:val="24"/>
+        </w:rPr>
+      </w:pPr>
+      <w:r>
+        <w:rPr>
+          <w:rFonts w:ascii="Times New Roman" w:eastAsiaTheme="minorHAnsi" w:hAnsi="Times New Roman"/>
+          <w:bCs/>
+          <w:color w:val="000000"/>
+          <w:sz w:val="24"/>
+          <w:szCs w:val="24"/>
+        </w:rPr>
+        <w:t>&lt;title&gt;Presimulation Activity</w:t>
+      </w:r>
+      <w:r>
+        <w:rPr>
+          <w:rFonts w:ascii="Times New Roman" w:eastAsiaTheme="minorHAnsi" w:hAnsi="Times New Roman"/>
+          <w:bCs/>
+          <w:color w:val="000000"/>
+          <w:sz w:val="24"/>
+          <w:szCs w:val="24"/>
+        </w:rPr>
+        <w:t xml:space="preserve"> </w:t>
+      </w:r>
+      <w:r>
+        <w:rPr>
+          <w:rFonts w:ascii="Times New Roman" w:eastAsiaTheme="minorHAnsi" w:hAnsi="Times New Roman"/>
+          <w:bCs/>
+          <w:color w:val="000000"/>
+          <w:sz w:val="24"/>
+          <w:szCs w:val="24"/>
+        </w:rPr>
+        <w:t>4:</w:t>
+      </w:r>
+      <w:r>
+        <w:rPr>
+          <w:rFonts w:ascii="Times New Roman" w:eastAsiaTheme="minorHAnsi" w:hAnsi="Times New Roman"/>
+          <w:bCs/>
+          <w:color w:val="000000"/>
+          <w:sz w:val="24"/>
+          <w:szCs w:val="24"/>
+        </w:rPr>
+        <w:t xml:space="preserve"> Phone Etiquette</w:t>
+      </w:r>
     </w:p>
     <w:p>
       <w:pPr>
         <w:spacing w:line="480" w:lineRule="auto"/>
         <w:rPr>
+          <w:rFonts w:ascii="Times New Roman" w:eastAsiaTheme="minorHAnsi" w:hAnsi="Times New Roman"/>
+          <w:bCs/>
+          <w:color w:val="000000"/>
+          <w:sz w:val="24"/>
+          <w:szCs w:val="24"/>
+        </w:rPr>
+      </w:pPr>
+      <w:r>
+        <w:rPr>
+          <w:rFonts w:ascii="Times New Roman" w:eastAsiaTheme="minorHAnsi" w:hAnsi="Times New Roman"/>
+          <w:bCs/>
+          <w:color w:val="000000"/>
+          <w:sz w:val="24"/>
+          <w:szCs w:val="24"/>
+        </w:rPr>
+        <w:t xml:space="preserve">Create a list of up to 10 rules, procedures, or etiquette for telehealth (phone call specific) interactions. You may use the resources from the supplemental readings in </w:t>
+      </w:r>
+      <w:r>
+        <w:rPr>
+          <w:rFonts w:ascii="Times New Roman" w:eastAsiaTheme="minorHAnsi" w:hAnsi="Times New Roman"/>
+          <w:bCs/>
+          <w:color w:val="000000"/>
+          <w:sz w:val="24"/>
+          <w:szCs w:val="24"/>
+        </w:rPr>
+        <w:t xml:space="preserve">Presimulation </w:t>
+      </w:r>
+      <w:r>
+        <w:rPr>
+          <w:rFonts w:ascii="Times New Roman" w:eastAsiaTheme="minorHAnsi" w:hAnsi="Times New Roman"/>
+          <w:bCs/>
+          <w:color w:val="000000"/>
+          <w:sz w:val="24"/>
+          <w:szCs w:val="24"/>
+        </w:rPr>
+        <w:t>Activity 1 or choose your own. Be sure to cite additional resources in AMA style and include them in your submission.</w:t>
+      </w:r>
+    </w:p>
+    <w:p>
+      <w:pPr>
+        <w:spacing w:line="480" w:lineRule="auto"/>
+        <w:rPr>
           <w:rFonts w:ascii="Times New Roman" w:hAnsi="Times New Roman"/>
           <w:b/>
           <w:bCs/>
@@ -3812,221 +3684,10 @@
           <w:sz w:val="24"/>
           <w:szCs w:val="24"/>
         </w:rPr>
-        <w:t>\</w:t>
-      </w:r>
-      <w:proofErr w:type="spellStart"/>
-      <w:r>
-        <w:rPr>
-          <w:rFonts w:ascii="Times New Roman" w:hAnsi="Times New Roman"/>
-          <w:b/>
-          <w:bCs/>
-          <w:color w:val="000000"/>
-          <w:sz w:val="24"/>
-          <w:szCs w:val="24"/>
-        </w:rPr>
-        <w:t>qq</w:t>
-      </w:r>
-      <w:r>
-        <w:rPr>
-          <w:rFonts w:ascii="Times New Roman" w:hAnsi="Times New Roman"/>
-          <w:b/>
-          <w:bCs/>
-          <w:color w:val="000000"/>
-          <w:sz w:val="24"/>
-          <w:szCs w:val="24"/>
-        </w:rPr>
-        <w:t>BEGIN</w:t>
-      </w:r>
-      <w:proofErr w:type="spellEnd"/>
-      <w:r>
-        <w:rPr>
-          <w:rFonts w:ascii="Times New Roman" w:hAnsi="Times New Roman"/>
-          <w:b/>
-          <w:bCs/>
-          <w:color w:val="000000"/>
-          <w:sz w:val="24"/>
-          <w:szCs w:val="24"/>
-        </w:rPr>
-        <w:t xml:space="preserve"> downloadable content. Button name:</w:t>
+        <w:t>\qqEND downloadable content\</w:t>
       </w:r>
     </w:p>
-    <w:p>
-      <w:pPr>
-        <w:spacing w:line="480" w:lineRule="auto"/>
-        <w:rPr>
-          <w:rFonts w:ascii="Times New Roman" w:eastAsiaTheme="minorHAnsi" w:hAnsi="Times New Roman"/>
-          <w:bCs/>
-          <w:color w:val="000000"/>
-          <w:sz w:val="24"/>
-          <w:szCs w:val="24"/>
-        </w:rPr>
-      </w:pPr>
-      <w:r>
-        <w:rPr>
-          <w:rFonts w:ascii="Times New Roman" w:eastAsiaTheme="minorHAnsi" w:hAnsi="Times New Roman"/>
-          <w:bCs/>
-          <w:color w:val="000000"/>
-          <w:sz w:val="24"/>
-          <w:szCs w:val="24"/>
-        </w:rPr>
-        <w:t>&lt;title&gt;</w:t>
-      </w:r>
-      <w:proofErr w:type="spellStart"/>
-      <w:r>
-        <w:rPr>
-          <w:rFonts w:ascii="Times New Roman" w:eastAsiaTheme="minorHAnsi" w:hAnsi="Times New Roman"/>
-          <w:bCs/>
-          <w:color w:val="000000"/>
-          <w:sz w:val="24"/>
-          <w:szCs w:val="24"/>
-        </w:rPr>
-        <w:t>Presimulation</w:t>
-      </w:r>
-      <w:proofErr w:type="spellEnd"/>
-      <w:r>
-        <w:rPr>
-          <w:rFonts w:ascii="Times New Roman" w:eastAsiaTheme="minorHAnsi" w:hAnsi="Times New Roman"/>
-          <w:bCs/>
-          <w:color w:val="000000"/>
-          <w:sz w:val="24"/>
-          <w:szCs w:val="24"/>
-        </w:rPr>
-        <w:t xml:space="preserve"> Activity</w:t>
-      </w:r>
-      <w:r>
-        <w:rPr>
-          <w:rFonts w:ascii="Times New Roman" w:eastAsiaTheme="minorHAnsi" w:hAnsi="Times New Roman"/>
-          <w:bCs/>
-          <w:color w:val="000000"/>
-          <w:sz w:val="24"/>
-          <w:szCs w:val="24"/>
-        </w:rPr>
-        <w:t xml:space="preserve"> </w:t>
-      </w:r>
-      <w:r>
-        <w:rPr>
-          <w:rFonts w:ascii="Times New Roman" w:eastAsiaTheme="minorHAnsi" w:hAnsi="Times New Roman"/>
-          <w:bCs/>
-          <w:color w:val="000000"/>
-          <w:sz w:val="24"/>
-          <w:szCs w:val="24"/>
-        </w:rPr>
-        <w:t>4:</w:t>
-      </w:r>
-      <w:r>
-        <w:rPr>
-          <w:rFonts w:ascii="Times New Roman" w:eastAsiaTheme="minorHAnsi" w:hAnsi="Times New Roman"/>
-          <w:bCs/>
-          <w:color w:val="000000"/>
-          <w:sz w:val="24"/>
-          <w:szCs w:val="24"/>
-        </w:rPr>
-        <w:t xml:space="preserve"> Phone Etiquette</w:t>
-      </w:r>
-    </w:p>
-    <w:p>
-      <w:pPr>
-        <w:spacing w:line="480" w:lineRule="auto"/>
-        <w:rPr>
-          <w:rFonts w:ascii="Times New Roman" w:eastAsiaTheme="minorHAnsi" w:hAnsi="Times New Roman"/>
-          <w:bCs/>
-          <w:color w:val="000000"/>
-          <w:sz w:val="24"/>
-          <w:szCs w:val="24"/>
-        </w:rPr>
-      </w:pPr>
-      <w:r>
-        <w:rPr>
-          <w:rFonts w:ascii="Times New Roman" w:eastAsiaTheme="minorHAnsi" w:hAnsi="Times New Roman"/>
-          <w:bCs/>
-          <w:color w:val="000000"/>
-          <w:sz w:val="24"/>
-          <w:szCs w:val="24"/>
-        </w:rPr>
-        <w:t xml:space="preserve">Create a list of up to 10 rules, procedures, or etiquette for telehealth (phone call specific) interactions. You may use the resources from the supplemental readings in </w:t>
-      </w:r>
-      <w:proofErr w:type="spellStart"/>
-      <w:r>
-        <w:rPr>
-          <w:rFonts w:ascii="Times New Roman" w:eastAsiaTheme="minorHAnsi" w:hAnsi="Times New Roman"/>
-          <w:bCs/>
-          <w:color w:val="000000"/>
-          <w:sz w:val="24"/>
-          <w:szCs w:val="24"/>
-        </w:rPr>
-        <w:t>Presimulation</w:t>
-      </w:r>
-      <w:proofErr w:type="spellEnd"/>
-      <w:r>
-        <w:rPr>
-          <w:rFonts w:ascii="Times New Roman" w:eastAsiaTheme="minorHAnsi" w:hAnsi="Times New Roman"/>
-          <w:bCs/>
-          <w:color w:val="000000"/>
-          <w:sz w:val="24"/>
-          <w:szCs w:val="24"/>
-        </w:rPr>
-        <w:t xml:space="preserve"> </w:t>
-      </w:r>
-      <w:r>
-        <w:rPr>
-          <w:rFonts w:ascii="Times New Roman" w:eastAsiaTheme="minorHAnsi" w:hAnsi="Times New Roman"/>
-          <w:bCs/>
-          <w:color w:val="000000"/>
-          <w:sz w:val="24"/>
-          <w:szCs w:val="24"/>
-        </w:rPr>
-        <w:t>Activity 1 or choose your own. Be sure to cite additional resources in AMA style and include them in your submission.</w:t>
-      </w:r>
-    </w:p>
-    <w:p>
-      <w:pPr>
-        <w:spacing w:line="480" w:lineRule="auto"/>
-        <w:rPr>
-          <w:rFonts w:ascii="Times New Roman" w:hAnsi="Times New Roman"/>
-          <w:b/>
-          <w:bCs/>
-          <w:color w:val="000000"/>
-          <w:sz w:val="24"/>
-          <w:szCs w:val="24"/>
-        </w:rPr>
-      </w:pPr>
-      <w:r>
-        <w:rPr>
-          <w:rFonts w:ascii="Times New Roman" w:hAnsi="Times New Roman"/>
-          <w:b/>
-          <w:bCs/>
-          <w:color w:val="000000"/>
-          <w:sz w:val="24"/>
-          <w:szCs w:val="24"/>
-        </w:rPr>
-        <w:t>\</w:t>
-      </w:r>
-      <w:proofErr w:type="spellStart"/>
-      <w:r>
-        <w:rPr>
-          <w:rFonts w:ascii="Times New Roman" w:hAnsi="Times New Roman"/>
-          <w:b/>
-          <w:bCs/>
-          <w:color w:val="000000"/>
-          <w:sz w:val="24"/>
-          <w:szCs w:val="24"/>
-        </w:rPr>
-        <w:t>qqEND</w:t>
-      </w:r>
-      <w:proofErr w:type="spellEnd"/>
-      <w:r>
-        <w:rPr>
-          <w:rFonts w:ascii="Times New Roman" w:hAnsi="Times New Roman"/>
-          <w:b/>
-          <w:bCs/>
-          <w:color w:val="000000"/>
-          <w:sz w:val="24"/>
-          <w:szCs w:val="24"/>
-        </w:rPr>
-        <w:t xml:space="preserve"> downloadable content\</w:t>
-      </w:r>
-    </w:p>
-    <w:bookmarkEnd w:id="5"/>
+    <w:bookmarkEnd w:id="6"/>
     <w:p>
       <w:pPr>
         <w:tabs>
@@ -4061,25 +3722,14 @@
         </w:rPr>
         <w:t>&lt;a&gt;</w:t>
       </w:r>
-      <w:proofErr w:type="spellStart"/>
-      <w:r>
-        <w:rPr>
-          <w:rFonts w:ascii="Times New Roman" w:hAnsi="Times New Roman"/>
-          <w:color w:val="000000"/>
-          <w:sz w:val="24"/>
-          <w:szCs w:val="24"/>
-        </w:rPr>
-        <w:t>Postsimulation</w:t>
-      </w:r>
-      <w:proofErr w:type="spellEnd"/>
-      <w:r>
-        <w:rPr>
-          <w:rFonts w:ascii="Times New Roman" w:hAnsi="Times New Roman"/>
-          <w:color w:val="000000"/>
-          <w:sz w:val="24"/>
-          <w:szCs w:val="24"/>
-        </w:rPr>
-        <w:t xml:space="preserve"> Activities</w:t>
+      <w:r>
+        <w:rPr>
+          <w:rFonts w:ascii="Times New Roman" w:hAnsi="Times New Roman"/>
+          <w:color w:val="000000"/>
+          <w:sz w:val="24"/>
+          <w:szCs w:val="24"/>
+        </w:rPr>
+        <w:t>Postsimulation Activities</w:t>
       </w:r>
     </w:p>
     <w:p>
@@ -4099,27 +3749,7 @@
           <w:sz w:val="24"/>
           <w:szCs w:val="24"/>
         </w:rPr>
-        <w:t xml:space="preserve">These </w:t>
-      </w:r>
-      <w:proofErr w:type="spellStart"/>
-      <w:r>
-        <w:rPr>
-          <w:rFonts w:ascii="Times New Roman" w:eastAsia="Times New Roman" w:hAnsi="Times New Roman"/>
-          <w:color w:val="000000"/>
-          <w:sz w:val="24"/>
-          <w:szCs w:val="24"/>
-        </w:rPr>
-        <w:t>postsimulation</w:t>
-      </w:r>
-      <w:proofErr w:type="spellEnd"/>
-      <w:r>
-        <w:rPr>
-          <w:rFonts w:ascii="Times New Roman" w:eastAsia="Times New Roman" w:hAnsi="Times New Roman"/>
-          <w:color w:val="000000"/>
-          <w:sz w:val="24"/>
-          <w:szCs w:val="24"/>
-        </w:rPr>
-        <w:t xml:space="preserve"> activities are designed to enhance your learning from the simulation experience and your reflection on the experience. Your instructor may assign specific activities or all activities. Please speak to your instructor if you have questions.</w:t>
+        <w:t>These postsimulation activities are designed to enhance your learning from the simulation experience and your reflection on the experience. Your instructor may assign specific activities or all activities. Please speak to your instructor if you have questions.</w:t>
       </w:r>
     </w:p>
     <w:p>
@@ -4154,9 +3784,8 @@
           <w:sz w:val="24"/>
           <w:szCs w:val="24"/>
         </w:rPr>
-        <w:t>\</w:t>
-      </w:r>
-      <w:proofErr w:type="spellStart"/>
+        <w:t>\qq</w:t>
+      </w:r>
       <w:r>
         <w:rPr>
           <w:rFonts w:ascii="Times New Roman" w:hAnsi="Times New Roman"/>
@@ -4166,7 +3795,7 @@
           <w:sz w:val="24"/>
           <w:szCs w:val="24"/>
         </w:rPr>
-        <w:t>qq</w:t>
+        <w:t>BEGIN downloadable content. Button name:</w:t>
       </w:r>
       <w:r>
         <w:rPr>
@@ -4177,9 +3806,8 @@
           <w:sz w:val="24"/>
           <w:szCs w:val="24"/>
         </w:rPr>
-        <w:t>BEGIN</w:t>
-      </w:r>
-      <w:proofErr w:type="spellEnd"/>
+        <w:t xml:space="preserve"> </w:t>
+      </w:r>
       <w:r>
         <w:rPr>
           <w:rFonts w:ascii="Times New Roman" w:hAnsi="Times New Roman"/>
@@ -4189,42 +3817,7 @@
           <w:sz w:val="24"/>
           <w:szCs w:val="24"/>
         </w:rPr>
-        <w:t xml:space="preserve"> downloadable content. Button name:</w:t>
-      </w:r>
-      <w:r>
-        <w:rPr>
-          <w:rFonts w:ascii="Times New Roman" w:hAnsi="Times New Roman"/>
-          <w:b/>
-          <w:bCs/>
-          <w:color w:val="000000"/>
-          <w:sz w:val="24"/>
-          <w:szCs w:val="24"/>
-        </w:rPr>
-        <w:t xml:space="preserve"> </w:t>
-      </w:r>
-      <w:proofErr w:type="spellStart"/>
-      <w:r>
-        <w:rPr>
-          <w:rFonts w:ascii="Times New Roman" w:hAnsi="Times New Roman"/>
-          <w:b/>
-          <w:bCs/>
-          <w:color w:val="000000"/>
-          <w:sz w:val="24"/>
-          <w:szCs w:val="24"/>
-        </w:rPr>
-        <w:t>Postsimulation</w:t>
-      </w:r>
-      <w:proofErr w:type="spellEnd"/>
-      <w:r>
-        <w:rPr>
-          <w:rFonts w:ascii="Times New Roman" w:hAnsi="Times New Roman"/>
-          <w:b/>
-          <w:bCs/>
-          <w:color w:val="000000"/>
-          <w:sz w:val="24"/>
-          <w:szCs w:val="24"/>
-        </w:rPr>
-        <w:t xml:space="preserve"> Activity 1: Parent Summary of Athlete Interaction</w:t>
+        <w:t>Postsimulation Activity 1: Parent Summary of Athlete Interaction</w:t>
       </w:r>
     </w:p>
     <w:p>
@@ -4246,25 +3839,14 @@
         </w:rPr>
         <w:t>&lt;title&gt;</w:t>
       </w:r>
-      <w:proofErr w:type="spellStart"/>
-      <w:r>
-        <w:rPr>
-          <w:rFonts w:ascii="Times New Roman" w:hAnsi="Times New Roman"/>
-          <w:color w:val="000000"/>
-          <w:sz w:val="24"/>
-          <w:szCs w:val="24"/>
-        </w:rPr>
-        <w:t>Postsimulation</w:t>
-      </w:r>
-      <w:proofErr w:type="spellEnd"/>
-      <w:r>
-        <w:rPr>
-          <w:rFonts w:ascii="Times New Roman" w:hAnsi="Times New Roman"/>
-          <w:color w:val="000000"/>
-          <w:sz w:val="24"/>
-          <w:szCs w:val="24"/>
-        </w:rPr>
-        <w:t xml:space="preserve"> </w:t>
+      <w:r>
+        <w:rPr>
+          <w:rFonts w:ascii="Times New Roman" w:hAnsi="Times New Roman"/>
+          <w:color w:val="000000"/>
+          <w:sz w:val="24"/>
+          <w:szCs w:val="24"/>
+        </w:rPr>
+        <w:t xml:space="preserve">Postsimulation </w:t>
       </w:r>
       <w:r>
         <w:rPr>
@@ -4464,27 +4046,7 @@
           <w:sz w:val="24"/>
           <w:szCs w:val="24"/>
         </w:rPr>
-        <w:t xml:space="preserve">HCP </w:t>
-      </w:r>
-      <w:proofErr w:type="gramStart"/>
-      <w:r>
-        <w:rPr>
-          <w:rFonts w:ascii="Times New Roman" w:hAnsi="Times New Roman"/>
-          <w:color w:val="000000"/>
-          <w:sz w:val="24"/>
-          <w:szCs w:val="24"/>
-        </w:rPr>
-        <w:t>available</w:t>
-      </w:r>
-      <w:proofErr w:type="gramEnd"/>
-      <w:r>
-        <w:rPr>
-          <w:rFonts w:ascii="Times New Roman" w:hAnsi="Times New Roman"/>
-          <w:color w:val="000000"/>
-          <w:sz w:val="24"/>
-          <w:szCs w:val="24"/>
-        </w:rPr>
-        <w:t xml:space="preserve"> for contact; encourage parent to contact you, give more than email</w:t>
+        <w:t>HCP available for contact; encourage parent to contact you, give more than email</w:t>
       </w:r>
     </w:p>
     <w:p>
@@ -4608,10 +4170,23 @@
           <w:sz w:val="24"/>
           <w:szCs w:val="24"/>
         </w:rPr>
-        <w:t>\</w:t>
-      </w:r>
-      <w:proofErr w:type="spellStart"/>
-      <w:r>
+        <w:t>\qqEND downloadable content\</w:t>
+      </w:r>
+    </w:p>
+    <w:p>
+      <w:pPr>
+        <w:spacing w:line="480" w:lineRule="auto"/>
+        <w:rPr>
+          <w:rFonts w:ascii="Times New Roman" w:hAnsi="Times New Roman"/>
+          <w:color w:val="000000"/>
+          <w:sz w:val="24"/>
+          <w:szCs w:val="24"/>
+        </w:rPr>
+      </w:pPr>
+    </w:p>
+    <w:p>
+      <w:pPr>
+        <w:spacing w:line="480" w:lineRule="auto"/>
         <w:rPr>
           <w:rFonts w:ascii="Times New Roman" w:hAnsi="Times New Roman"/>
           <w:b/>
@@ -4620,9 +4195,7 @@
           <w:sz w:val="24"/>
           <w:szCs w:val="24"/>
         </w:rPr>
-        <w:t>qqEND</w:t>
-      </w:r>
-      <w:proofErr w:type="spellEnd"/>
+      </w:pPr>
       <w:r>
         <w:rPr>
           <w:rFonts w:ascii="Times New Roman" w:hAnsi="Times New Roman"/>
@@ -4632,118 +4205,90 @@
           <w:sz w:val="24"/>
           <w:szCs w:val="24"/>
         </w:rPr>
-        <w:t xml:space="preserve"> downloadable content\</w:t>
+        <w:t>\qq</w:t>
+      </w:r>
+      <w:r>
+        <w:rPr>
+          <w:rFonts w:ascii="Times New Roman" w:hAnsi="Times New Roman"/>
+          <w:b/>
+          <w:bCs/>
+          <w:color w:val="000000"/>
+          <w:sz w:val="24"/>
+          <w:szCs w:val="24"/>
+        </w:rPr>
+        <w:t>BEGIN downloadable content. Button name:</w:t>
+      </w:r>
+      <w:r>
+        <w:rPr>
+          <w:rFonts w:ascii="Times New Roman" w:hAnsi="Times New Roman"/>
+          <w:b/>
+          <w:bCs/>
+          <w:color w:val="000000"/>
+          <w:sz w:val="24"/>
+          <w:szCs w:val="24"/>
+        </w:rPr>
+        <w:t xml:space="preserve"> </w:t>
+      </w:r>
+      <w:r>
+        <w:rPr>
+          <w:rFonts w:ascii="Times New Roman" w:hAnsi="Times New Roman"/>
+          <w:b/>
+          <w:bCs/>
+          <w:color w:val="000000"/>
+          <w:sz w:val="24"/>
+          <w:szCs w:val="24"/>
+        </w:rPr>
+        <w:t>P</w:t>
+      </w:r>
+      <w:r>
+        <w:rPr>
+          <w:rFonts w:ascii="Times New Roman" w:hAnsi="Times New Roman"/>
+          <w:b/>
+          <w:bCs/>
+          <w:color w:val="000000"/>
+          <w:sz w:val="24"/>
+          <w:szCs w:val="24"/>
+        </w:rPr>
+        <w:t>o</w:t>
+      </w:r>
+      <w:r>
+        <w:rPr>
+          <w:rFonts w:ascii="Times New Roman" w:hAnsi="Times New Roman"/>
+          <w:b/>
+          <w:bCs/>
+          <w:color w:val="000000"/>
+          <w:sz w:val="24"/>
+          <w:szCs w:val="24"/>
+        </w:rPr>
+        <w:t>s</w:t>
+      </w:r>
+      <w:r>
+        <w:rPr>
+          <w:rFonts w:ascii="Times New Roman" w:hAnsi="Times New Roman"/>
+          <w:b/>
+          <w:bCs/>
+          <w:color w:val="000000"/>
+          <w:sz w:val="24"/>
+          <w:szCs w:val="24"/>
+        </w:rPr>
+        <w:t>t</w:t>
+      </w:r>
+      <w:r>
+        <w:rPr>
+          <w:rFonts w:ascii="Times New Roman" w:hAnsi="Times New Roman"/>
+          <w:b/>
+          <w:bCs/>
+          <w:color w:val="000000"/>
+          <w:sz w:val="24"/>
+          <w:szCs w:val="24"/>
+        </w:rPr>
+        <w:t>imulation Activity 2: Reflection</w:t>
       </w:r>
     </w:p>
     <w:p>
       <w:pPr>
         <w:spacing w:line="480" w:lineRule="auto"/>
         <w:rPr>
-          <w:rFonts w:ascii="Times New Roman" w:hAnsi="Times New Roman"/>
-          <w:color w:val="000000"/>
-          <w:sz w:val="24"/>
-          <w:szCs w:val="24"/>
-        </w:rPr>
-      </w:pPr>
-    </w:p>
-    <w:p>
-      <w:pPr>
-        <w:spacing w:line="480" w:lineRule="auto"/>
-        <w:rPr>
-          <w:rFonts w:ascii="Times New Roman" w:hAnsi="Times New Roman"/>
-          <w:b/>
-          <w:bCs/>
-          <w:color w:val="000000"/>
-          <w:sz w:val="24"/>
-          <w:szCs w:val="24"/>
-        </w:rPr>
-      </w:pPr>
-      <w:r>
-        <w:rPr>
-          <w:rFonts w:ascii="Times New Roman" w:hAnsi="Times New Roman"/>
-          <w:b/>
-          <w:bCs/>
-          <w:color w:val="000000"/>
-          <w:sz w:val="24"/>
-          <w:szCs w:val="24"/>
-        </w:rPr>
-        <w:t>\</w:t>
-      </w:r>
-      <w:proofErr w:type="spellStart"/>
-      <w:r>
-        <w:rPr>
-          <w:rFonts w:ascii="Times New Roman" w:hAnsi="Times New Roman"/>
-          <w:b/>
-          <w:bCs/>
-          <w:color w:val="000000"/>
-          <w:sz w:val="24"/>
-          <w:szCs w:val="24"/>
-        </w:rPr>
-        <w:t>qq</w:t>
-      </w:r>
-      <w:r>
-        <w:rPr>
-          <w:rFonts w:ascii="Times New Roman" w:hAnsi="Times New Roman"/>
-          <w:b/>
-          <w:bCs/>
-          <w:color w:val="000000"/>
-          <w:sz w:val="24"/>
-          <w:szCs w:val="24"/>
-        </w:rPr>
-        <w:t>BEGIN</w:t>
-      </w:r>
-      <w:proofErr w:type="spellEnd"/>
-      <w:r>
-        <w:rPr>
-          <w:rFonts w:ascii="Times New Roman" w:hAnsi="Times New Roman"/>
-          <w:b/>
-          <w:bCs/>
-          <w:color w:val="000000"/>
-          <w:sz w:val="24"/>
-          <w:szCs w:val="24"/>
-        </w:rPr>
-        <w:t xml:space="preserve"> downloadable content. Button name:</w:t>
-      </w:r>
-      <w:r>
-        <w:rPr>
-          <w:rFonts w:ascii="Times New Roman" w:hAnsi="Times New Roman"/>
-          <w:b/>
-          <w:bCs/>
-          <w:color w:val="000000"/>
-          <w:sz w:val="24"/>
-          <w:szCs w:val="24"/>
-        </w:rPr>
-        <w:t xml:space="preserve"> </w:t>
-      </w:r>
-      <w:proofErr w:type="spellStart"/>
-      <w:r>
-        <w:rPr>
-          <w:rFonts w:ascii="Times New Roman" w:hAnsi="Times New Roman"/>
-          <w:b/>
-          <w:bCs/>
-          <w:color w:val="000000"/>
-          <w:sz w:val="24"/>
-          <w:szCs w:val="24"/>
-        </w:rPr>
-        <w:t>Presimulation</w:t>
-      </w:r>
-      <w:proofErr w:type="spellEnd"/>
-      <w:r>
-        <w:rPr>
-          <w:rFonts w:ascii="Times New Roman" w:hAnsi="Times New Roman"/>
-          <w:b/>
-          <w:bCs/>
-          <w:color w:val="000000"/>
-          <w:sz w:val="24"/>
-          <w:szCs w:val="24"/>
-        </w:rPr>
-        <w:t xml:space="preserve"> Activity 2: Reflection</w:t>
-      </w:r>
-    </w:p>
-    <w:p>
-      <w:pPr>
-        <w:spacing w:line="480" w:lineRule="auto"/>
-        <w:rPr>
           <w:color w:val="000000"/>
         </w:rPr>
       </w:pPr>
@@ -4756,25 +4301,23 @@
         </w:rPr>
         <w:t>&lt;title&gt;</w:t>
       </w:r>
-      <w:proofErr w:type="spellStart"/>
-      <w:r>
-        <w:rPr>
-          <w:rFonts w:ascii="Times New Roman" w:hAnsi="Times New Roman"/>
-          <w:color w:val="000000"/>
-          <w:sz w:val="24"/>
-          <w:szCs w:val="24"/>
-        </w:rPr>
-        <w:t>Presimulation</w:t>
-      </w:r>
-      <w:proofErr w:type="spellEnd"/>
-      <w:r>
-        <w:rPr>
-          <w:rFonts w:ascii="Times New Roman" w:hAnsi="Times New Roman"/>
-          <w:color w:val="000000"/>
-          <w:sz w:val="24"/>
-          <w:szCs w:val="24"/>
-        </w:rPr>
-        <w:t xml:space="preserve"> Activity</w:t>
+      <w:r>
+        <w:rPr>
+          <w:rFonts w:ascii="Times New Roman" w:hAnsi="Times New Roman"/>
+          <w:color w:val="000000"/>
+          <w:sz w:val="24"/>
+          <w:szCs w:val="24"/>
+        </w:rPr>
+        <w:t>Post</w:t>
+      </w:r>
+      <w:r>
+        <w:rPr>
+          <w:rFonts w:ascii="Times New Roman" w:hAnsi="Times New Roman"/>
+          <w:color w:val="000000"/>
+          <w:sz w:val="24"/>
+          <w:szCs w:val="24"/>
+        </w:rPr>
+        <w:t>simulation Activity</w:t>
       </w:r>
       <w:r>
         <w:rPr>
@@ -5032,31 +4575,7 @@
           <w:sz w:val="24"/>
           <w:szCs w:val="24"/>
         </w:rPr>
-        <w:t>\</w:t>
-      </w:r>
-      <w:proofErr w:type="spellStart"/>
-      <w:r>
-        <w:rPr>
-          <w:rFonts w:ascii="Times New Roman" w:hAnsi="Times New Roman"/>
-          <w:b/>
-          <w:bCs/>
-          <w:color w:val="000000"/>
-          <w:sz w:val="24"/>
-          <w:szCs w:val="24"/>
-        </w:rPr>
-        <w:t>qqEND</w:t>
-      </w:r>
-      <w:proofErr w:type="spellEnd"/>
-      <w:r>
-        <w:rPr>
-          <w:rFonts w:ascii="Times New Roman" w:hAnsi="Times New Roman"/>
-          <w:b/>
-          <w:bCs/>
-          <w:color w:val="000000"/>
-          <w:sz w:val="24"/>
-          <w:szCs w:val="24"/>
-        </w:rPr>
-        <w:t xml:space="preserve"> downloadable content\</w:t>
+        <w:t>\qqEND downloadable content\</w:t>
       </w:r>
     </w:p>
     <w:sectPr>
